--- a/引擎功能研究/分包打包.docx
+++ b/引擎功能研究/分包打包.docx
@@ -60,6 +60,119 @@
         </w:rPr>
         <w:fldChar w:fldCharType="end"/>
       </w:r>
+      <w:bookmarkStart w:id="0" w:name="_GoBack"/>
+      <w:bookmarkEnd w:id="0"/>
+    </w:p>
+    <w:p>
+      <w:pPr>
+        <w:rPr>
+          <w:rFonts w:hint="eastAsia"/>
+          <w:lang w:val="en-US" w:eastAsia="zh-CN"/>
+        </w:rPr>
+      </w:pPr>
+      <w:r>
+        <w:rPr>
+          <w:rFonts w:hint="eastAsia"/>
+          <w:lang w:val="en-US" w:eastAsia="zh-CN"/>
+        </w:rPr>
+        <w:t>DLC</w:t>
+      </w:r>
+    </w:p>
+    <w:p>
+      <w:pPr>
+        <w:rPr>
+          <w:rFonts w:hint="default"/>
+          <w:lang w:val="en-US" w:eastAsia="zh-CN"/>
+        </w:rPr>
+      </w:pPr>
+      <w:r>
+        <w:rPr>
+          <w:rFonts w:hint="default"/>
+          <w:lang w:val="en-US" w:eastAsia="zh-CN"/>
+        </w:rPr>
+        <w:fldChar w:fldCharType="begin"/>
+      </w:r>
+      <w:r>
+        <w:rPr>
+          <w:rFonts w:hint="default"/>
+          <w:lang w:val="en-US" w:eastAsia="zh-CN"/>
+        </w:rPr>
+        <w:instrText xml:space="preserve"> HYPERLINK "https://www.bilibili.com/video/BV1sE411b7jV/?spm_id_from=333.788.comment.all.click&amp;vd_source=79fbe818ff96aae3677e123f0374bd91" </w:instrText>
+      </w:r>
+      <w:r>
+        <w:rPr>
+          <w:rFonts w:hint="default"/>
+          <w:lang w:val="en-US" w:eastAsia="zh-CN"/>
+        </w:rPr>
+        <w:fldChar w:fldCharType="separate"/>
+      </w:r>
+      <w:r>
+        <w:rPr>
+          <w:rStyle w:val="10"/>
+          <w:rFonts w:hint="default"/>
+          <w:lang w:val="en-US" w:eastAsia="zh-CN"/>
+        </w:rPr>
+        <w:t>https://www.bilibili.com/video/BV1sE411b7jV/?spm_id_from=333.788.comment.all.click&amp;vd_source=79fbe818ff96aae3677e123f0374bd91</w:t>
+      </w:r>
+      <w:r>
+        <w:rPr>
+          <w:rFonts w:hint="default"/>
+          <w:lang w:val="en-US" w:eastAsia="zh-CN"/>
+        </w:rPr>
+        <w:fldChar w:fldCharType="end"/>
+      </w:r>
+    </w:p>
+    <w:p>
+      <w:pPr>
+        <w:rPr>
+          <w:rFonts w:hint="default"/>
+          <w:lang w:val="en-US" w:eastAsia="zh-CN"/>
+        </w:rPr>
+      </w:pPr>
+      <w:r>
+        <w:rPr>
+          <w:rFonts w:hint="default"/>
+          <w:lang w:val="en-US" w:eastAsia="zh-CN"/>
+        </w:rPr>
+        <w:fldChar w:fldCharType="begin"/>
+      </w:r>
+      <w:r>
+        <w:rPr>
+          <w:rFonts w:hint="default"/>
+          <w:lang w:val="en-US" w:eastAsia="zh-CN"/>
+        </w:rPr>
+        <w:instrText xml:space="preserve"> HYPERLINK "https://www.bilibili.com/video/BV1me4y1t7q6/?spm_id_from=333.788.comment.all.click&amp;vd_source=79fbe818ff96aae3677e123f0374bd91" </w:instrText>
+      </w:r>
+      <w:r>
+        <w:rPr>
+          <w:rFonts w:hint="default"/>
+          <w:lang w:val="en-US" w:eastAsia="zh-CN"/>
+        </w:rPr>
+        <w:fldChar w:fldCharType="separate"/>
+      </w:r>
+      <w:r>
+        <w:rPr>
+          <w:rStyle w:val="10"/>
+          <w:rFonts w:hint="default"/>
+          <w:lang w:val="en-US" w:eastAsia="zh-CN"/>
+        </w:rPr>
+        <w:t>https://www.bilibili.com/video/BV1me4y1t7q6/?spm_id_from=333.788.comment.all.click&amp;vd_source=79fbe818ff96aae3677e123f0374bd91</w:t>
+      </w:r>
+      <w:r>
+        <w:rPr>
+          <w:rFonts w:hint="default"/>
+          <w:lang w:val="en-US" w:eastAsia="zh-CN"/>
+        </w:rPr>
+        <w:fldChar w:fldCharType="end"/>
+      </w:r>
+    </w:p>
+    <w:p>
+      <w:pPr>
+        <w:rPr>
+          <w:rFonts w:hint="default"/>
+          <w:lang w:val="en-US" w:eastAsia="zh-CN"/>
+        </w:rPr>
+      </w:pPr>
     </w:p>
     <w:p>
       <w:pPr>
@@ -2565,8 +2678,6 @@
           <w:lang w:val="en-US" w:eastAsia="zh-CN"/>
         </w:rPr>
       </w:pPr>
-      <w:bookmarkStart w:id="0" w:name="_GoBack"/>
-      <w:bookmarkEnd w:id="0"/>
     </w:p>
     <w:p>
       <w:pPr>
